--- a/templates/2. Requirement Analysis/Technology Stack - Template.docx
+++ b/templates/2. Requirement Analysis/Technology Stack - Template.docx
@@ -2185,74 +2185,16 @@
         <w:tc>
           <w:tcPr/>
           <w:p>
-            <w:pPr>
-              <w:tabs>
-                <w:tab w:val="left" w:leader="none" w:pos="2320"/>
-              </w:tabs>
-              <w:rPr>
-                <w:rFonts w:ascii="Arial" w:cs="Arial" w:eastAsia="Arial" w:hAnsi="Arial"/>
-              </w:rPr>
-            </w:pPr>
-            <w:r>
-              <w:rPr>
-                <w:rFonts w:ascii="Arial" w:cs="Arial" w:eastAsia="Arial" w:hAnsi="Arial"/>
-                <w:rtl w:val="0"/>
-              </w:rPr>
-              <w:t xml:space="preserve">Infrastructure (Server / Cloud)</w:t>
-            </w:r>
-          </w:p>
-        </w:tc>
-        <w:tc>
-          <w:tcPr/>
-          <w:p>
-            <w:pPr>
-              <w:tabs>
-                <w:tab w:val="left" w:leader="none" w:pos="2320"/>
-              </w:tabs>
-              <w:rPr>
-                <w:rFonts w:ascii="Arial" w:cs="Arial" w:eastAsia="Arial" w:hAnsi="Arial"/>
-              </w:rPr>
-            </w:pPr>
-            <w:r>
-              <w:rPr>
-                <w:rFonts w:ascii="Arial" w:cs="Arial" w:eastAsia="Arial" w:hAnsi="Arial"/>
-                <w:rtl w:val="0"/>
-              </w:rPr>
-              <w:t xml:space="preserve">Application Deployment on Local System / Cloud</w:t>
-            </w:r>
-          </w:p>
-          <w:p>
-            <w:pPr>
-              <w:tabs>
-                <w:tab w:val="left" w:leader="none" w:pos="2320"/>
-              </w:tabs>
-              <w:rPr>
-                <w:rFonts w:ascii="Arial" w:cs="Arial" w:eastAsia="Arial" w:hAnsi="Arial"/>
-              </w:rPr>
-            </w:pPr>
-            <w:r>
-              <w:rPr>
-                <w:rFonts w:ascii="Arial" w:cs="Arial" w:eastAsia="Arial" w:hAnsi="Arial"/>
-                <w:rtl w:val="0"/>
-              </w:rPr>
-              <w:t xml:space="preserve">Local Server Configuration:</w:t>
-            </w:r>
-          </w:p>
-          <w:p>
-            <w:pPr>
-              <w:tabs>
-                <w:tab w:val="left" w:leader="none" w:pos="2320"/>
-              </w:tabs>
-              <w:rPr>
-                <w:rFonts w:ascii="Arial" w:cs="Arial" w:eastAsia="Arial" w:hAnsi="Arial"/>
-              </w:rPr>
-            </w:pPr>
-            <w:r>
-              <w:rPr>
-                <w:rFonts w:ascii="Arial" w:cs="Arial" w:eastAsia="Arial" w:hAnsi="Arial"/>
-                <w:rtl w:val="0"/>
-              </w:rPr>
-              <w:t xml:space="preserve">Cloud Server Configuration : </w:t>
+            <w:r>
+              <w:t>Backend Node/Express server serving APIs and uploads folder</w:t>
+            </w:r>
+          </w:p>
+        </w:tc>
+        <w:tc>
+          <w:tcPr/>
+          <w:p>
+            <w:r>
+              <w:t>Backend Node/Express server serving APIs and uploads folder</w:t>
             </w:r>
           </w:p>
         </w:tc>
